--- a/Front Matter/Template/Drafts/SCO Front Matter Errata.docx
+++ b/Front Matter/Template/Drafts/SCO Front Matter Errata.docx
@@ -1,6 +1,6 @@
 
 <file path=word/document.xml><?xml version="1.0" encoding="utf-8"?>
-<w:document xmlns:wpc="http://schemas.microsoft.com/office/word/2010/wordprocessingCanvas" xmlns:cx="http://schemas.microsoft.com/office/drawing/2014/chartex" xmlns:cx1="http://schemas.microsoft.com/office/drawing/2015/9/8/chartex" xmlns:cx2="http://schemas.microsoft.com/office/drawing/2015/10/21/chartex" xmlns:cx3="http://schemas.microsoft.com/office/drawing/2016/5/9/chartex" xmlns:cx4="http://schemas.microsoft.com/office/drawing/2016/5/10/chartex" xmlns:cx5="http://schemas.microsoft.com/office/drawing/2016/5/11/chartex" xmlns:cx6="http://schemas.microsoft.com/office/drawing/2016/5/12/chartex" xmlns:cx7="http://schemas.microsoft.com/office/drawing/2016/5/13/chartex" xmlns:cx8="http://schemas.microsoft.com/office/drawing/2016/5/14/chartex" xmlns:mc="http://schemas.openxmlformats.org/markup-compatibility/2006" xmlns:aink="http://schemas.microsoft.com/office/drawing/2016/ink" xmlns:am3d="http://schemas.microsoft.com/office/drawing/2017/model3d" xmlns:o="urn:schemas-microsoft-com:office:office" xmlns:oel="http://schemas.microsoft.com/office/2019/extlst" xmlns:r="http://schemas.openxmlformats.org/officeDocument/2006/relationships" xmlns:m="http://schemas.openxmlformats.org/officeDocument/2006/math" xmlns:v="urn:schemas-microsoft-com:vml" xmlns:wp14="http://schemas.microsoft.com/office/word/2010/wordprocessingDrawing" xmlns:wp="http://schemas.openxmlformats.org/drawingml/2006/wordprocessingDrawing" xmlns:w10="urn:schemas-microsoft-com:office:word" xmlns:w="http://schemas.openxmlformats.org/wordprocessingml/2006/main" xmlns:w14="http://schemas.microsoft.com/office/word/2010/wordml" xmlns:w15="http://schemas.microsoft.com/office/word/2012/wordml" xmlns:w16cex="http://schemas.microsoft.com/office/word/2018/wordml/cex" xmlns:w16cid="http://schemas.microsoft.com/office/word/2016/wordml/cid" xmlns:w16="http://schemas.microsoft.com/office/word/2018/wordml" xmlns:w16du="http://schemas.microsoft.com/office/word/2023/wordml/word16du" xmlns:w16sdtdh="http://schemas.microsoft.com/office/word/2020/wordml/sdtdatahash" xmlns:w16se="http://schemas.microsoft.com/office/word/2015/wordml/symex" xmlns:wpg="http://schemas.microsoft.com/office/word/2010/wordprocessingGroup" xmlns:wpi="http://schemas.microsoft.com/office/word/2010/wordprocessingInk" xmlns:wne="http://schemas.microsoft.com/office/word/2006/wordml" xmlns:wps="http://schemas.microsoft.com/office/word/2010/wordprocessingShape" mc:Ignorable="w14 w15 w16se w16cid w16 w16cex w16sdtdh w16du wp14">
+<w:document xmlns:wpc="http://schemas.microsoft.com/office/word/2010/wordprocessingCanvas" xmlns:cx="http://schemas.microsoft.com/office/drawing/2014/chartex" xmlns:cx1="http://schemas.microsoft.com/office/drawing/2015/9/8/chartex" xmlns:cx2="http://schemas.microsoft.com/office/drawing/2015/10/21/chartex" xmlns:cx3="http://schemas.microsoft.com/office/drawing/2016/5/9/chartex" xmlns:cx4="http://schemas.microsoft.com/office/drawing/2016/5/10/chartex" xmlns:cx5="http://schemas.microsoft.com/office/drawing/2016/5/11/chartex" xmlns:cx6="http://schemas.microsoft.com/office/drawing/2016/5/12/chartex" xmlns:cx7="http://schemas.microsoft.com/office/drawing/2016/5/13/chartex" xmlns:cx8="http://schemas.microsoft.com/office/drawing/2016/5/14/chartex" xmlns:mc="http://schemas.openxmlformats.org/markup-compatibility/2006" xmlns:aink="http://schemas.microsoft.com/office/drawing/2016/ink" xmlns:am3d="http://schemas.microsoft.com/office/drawing/2017/model3d" xmlns:o="urn:schemas-microsoft-com:office:office" xmlns:r="http://schemas.openxmlformats.org/officeDocument/2006/relationships" xmlns:m="http://schemas.openxmlformats.org/officeDocument/2006/math" xmlns:v="urn:schemas-microsoft-com:vml" xmlns:wp14="http://schemas.microsoft.com/office/word/2010/wordprocessingDrawing" xmlns:wp="http://schemas.openxmlformats.org/drawingml/2006/wordprocessingDrawing" xmlns:w10="urn:schemas-microsoft-com:office:word" xmlns:w="http://schemas.openxmlformats.org/wordprocessingml/2006/main" xmlns:w14="http://schemas.microsoft.com/office/word/2010/wordml" xmlns:w15="http://schemas.microsoft.com/office/word/2012/wordml" xmlns:w16cid="http://schemas.microsoft.com/office/word/2016/wordml/cid" xmlns:w16se="http://schemas.microsoft.com/office/word/2015/wordml/symex" xmlns:wpg="http://schemas.microsoft.com/office/word/2010/wordprocessingGroup" xmlns:wpi="http://schemas.microsoft.com/office/word/2010/wordprocessingInk" xmlns:wne="http://schemas.microsoft.com/office/word/2006/wordml" xmlns:wps="http://schemas.microsoft.com/office/word/2010/wordprocessingShape" mc:Ignorable="w14 w15 w16se w16cid wp14">
   <w:body>
     <w:tbl>
       <w:tblPr>
@@ -101,15 +101,7 @@
             </w:r>
             <w:proofErr w:type="spellEnd"/>
             <w:r>
-              <w:t xml:space="preserve"> Xie </w:t>
-            </w:r>
-            <w:proofErr w:type="spellStart"/>
-            <w:r>
-              <w:t>Xiangming</w:t>
-            </w:r>
-            <w:proofErr w:type="spellEnd"/>
-            <w:r>
-              <w:t xml:space="preserve"> combines the words</w:t>
+              <w:t xml:space="preserve"> Xie Xiangming combines the words</w:t>
             </w:r>
             <w:r>
               <w:t xml:space="preserve"> but in the </w:t>
@@ -128,7 +120,98 @@
           <w:tcPr>
             <w:tcW w:w="3117" w:type="dxa"/>
           </w:tcPr>
+          <w:p>
+            <w:proofErr w:type="gramStart"/>
+            <w:r>
+              <w:t>Generally</w:t>
+            </w:r>
+            <w:proofErr w:type="gramEnd"/>
+            <w:r>
+              <w:t xml:space="preserve"> if using pinyin, combine the first name</w:t>
+            </w:r>
+          </w:p>
           <w:p/>
+          <w:p>
+            <w:r>
+              <w:t>1. Xie Xiangming</w:t>
+            </w:r>
+          </w:p>
+          <w:p>
+            <w:r>
+              <w:t>2. Stephen Yip</w:t>
+            </w:r>
+          </w:p>
+          <w:p>
+            <w:r>
+              <w:t>3. Zhu Yiqing</w:t>
+            </w:r>
+          </w:p>
+          <w:p>
+            <w:r>
+              <w:t xml:space="preserve">4. Raymond </w:t>
+            </w:r>
+            <w:proofErr w:type="spellStart"/>
+            <w:r>
+              <w:t>Mok</w:t>
+            </w:r>
+            <w:proofErr w:type="spellEnd"/>
+          </w:p>
+          <w:p>
+            <w:r>
+              <w:t>5. Lee Ji Heng</w:t>
+            </w:r>
+          </w:p>
+          <w:p>
+            <w:r>
+              <w:t xml:space="preserve">6. Wang </w:t>
+            </w:r>
+            <w:proofErr w:type="spellStart"/>
+            <w:r>
+              <w:t>Dongxu</w:t>
+            </w:r>
+            <w:proofErr w:type="spellEnd"/>
+          </w:p>
+          <w:p>
+            <w:r>
+              <w:t xml:space="preserve">7. Fung </w:t>
+            </w:r>
+            <w:proofErr w:type="spellStart"/>
+            <w:r>
+              <w:t>Dic-lun</w:t>
+            </w:r>
+            <w:proofErr w:type="spellEnd"/>
+            <w:r>
+              <w:t xml:space="preserve"> Gordon</w:t>
+            </w:r>
+          </w:p>
+          <w:p>
+            <w:r>
+              <w:t xml:space="preserve">8. Kong </w:t>
+            </w:r>
+            <w:proofErr w:type="spellStart"/>
+            <w:r>
+              <w:t>Zhixuan</w:t>
+            </w:r>
+            <w:proofErr w:type="spellEnd"/>
+          </w:p>
+          <w:p>
+            <w:r>
+              <w:rPr>
+                <w:kern w:val="0"/>
+                <w14:ligatures w14:val="none"/>
+              </w:rPr>
+              <w:t xml:space="preserve">9. Chew Jun </w:t>
+            </w:r>
+            <w:proofErr w:type="gramStart"/>
+            <w:r>
+              <w:rPr>
+                <w:kern w:val="0"/>
+                <w14:ligatures w14:val="none"/>
+              </w:rPr>
+              <w:t>An</w:t>
+            </w:r>
+            <w:proofErr w:type="gramEnd"/>
+          </w:p>
         </w:tc>
       </w:tr>
       <w:tr>
@@ -159,7 +242,24 @@
           <w:tcPr>
             <w:tcW w:w="3117" w:type="dxa"/>
           </w:tcPr>
-          <w:p/>
+          <w:p>
+            <w:r>
+              <w:rPr>
+                <w:kern w:val="0"/>
+                <w14:ligatures w14:val="none"/>
+              </w:rPr>
+              <w:t xml:space="preserve">I would rather not cut. Can we let it flow to the next page, then just remove the blank </w:t>
+            </w:r>
+            <w:proofErr w:type="gramStart"/>
+            <w:r>
+              <w:rPr>
+                <w:kern w:val="0"/>
+                <w14:ligatures w14:val="none"/>
+              </w:rPr>
+              <w:t>page.</w:t>
+            </w:r>
+            <w:proofErr w:type="gramEnd"/>
+          </w:p>
         </w:tc>
       </w:tr>
       <w:tr>
@@ -190,7 +290,31 @@
           <w:tcPr>
             <w:tcW w:w="3117" w:type="dxa"/>
           </w:tcPr>
-          <w:p/>
+          <w:p>
+            <w:r>
+              <w:rPr>
+                <w:kern w:val="0"/>
+                <w14:ligatures w14:val="none"/>
+              </w:rPr>
+              <w:t>Change to “and more”</w:t>
+            </w:r>
+            <w:r>
+              <w:rPr>
+                <w:kern w:val="0"/>
+                <w14:ligatures w14:val="none"/>
+              </w:rPr>
+              <w:t xml:space="preserve">, pending composer’s confirmation but </w:t>
+            </w:r>
+            <w:bookmarkStart w:id="0" w:name="_GoBack"/>
+            <w:bookmarkEnd w:id="0"/>
+            <w:r>
+              <w:rPr>
+                <w:kern w:val="0"/>
+                <w14:ligatures w14:val="none"/>
+              </w:rPr>
+              <w:t>he should be ok</w:t>
+            </w:r>
+          </w:p>
         </w:tc>
       </w:tr>
       <w:tr>
@@ -215,7 +339,14 @@
           <w:tcPr>
             <w:tcW w:w="3117" w:type="dxa"/>
           </w:tcPr>
-          <w:p/>
+          <w:p>
+            <w:r>
+              <w:t>Keep it</w:t>
+            </w:r>
+            <w:r>
+              <w:t xml:space="preserve"> in</w:t>
+            </w:r>
+          </w:p>
         </w:tc>
       </w:tr>
       <w:tr>
@@ -252,7 +383,11 @@
           <w:tcPr>
             <w:tcW w:w="3117" w:type="dxa"/>
           </w:tcPr>
-          <w:p/>
+          <w:p>
+            <w:r>
+              <w:t>Same as 2</w:t>
+            </w:r>
+          </w:p>
         </w:tc>
       </w:tr>
       <w:tr>
@@ -272,15 +407,7 @@
           </w:tcPr>
           <w:p>
             <w:r>
-              <w:t xml:space="preserve">The bio is slightly </w:t>
-            </w:r>
-            <w:proofErr w:type="gramStart"/>
-            <w:r>
-              <w:t>long, but</w:t>
-            </w:r>
-            <w:proofErr w:type="gramEnd"/>
-            <w:r>
-              <w:t xml:space="preserve"> can be resolved if we make font size 11 instead of 12.</w:t>
+              <w:t>The bio is slightly long, but can be resolved if we make font size 11 instead of 12.</w:t>
             </w:r>
             <w:r>
               <w:t xml:space="preserve"> English bio also ends with etc. - maybe we can fix that?</w:t>
@@ -291,7 +418,34 @@
           <w:tcPr>
             <w:tcW w:w="3117" w:type="dxa"/>
           </w:tcPr>
+          <w:p>
+            <w:proofErr w:type="gramStart"/>
+            <w:r>
+              <w:t>Are</w:t>
+            </w:r>
+            <w:proofErr w:type="gramEnd"/>
+            <w:r>
+              <w:t xml:space="preserve"> there any orphaned text when using 12? If yes then change to 11, if not keep it as 12 and remove a blank page.</w:t>
+            </w:r>
+          </w:p>
           <w:p/>
+          <w:p>
+            <w:r>
+              <w:rPr>
+                <w:kern w:val="0"/>
+                <w14:ligatures w14:val="none"/>
+              </w:rPr>
+              <w:lastRenderedPageBreak/>
+              <w:t xml:space="preserve">Don’t change </w:t>
+            </w:r>
+            <w:r>
+              <w:rPr>
+                <w:kern w:val="0"/>
+                <w14:ligatures w14:val="none"/>
+              </w:rPr>
+              <w:t>(he takes too long to reply so I won’t bother asking)</w:t>
+            </w:r>
+          </w:p>
         </w:tc>
       </w:tr>
     </w:tbl>
@@ -301,13 +455,13 @@
           <w:b/>
           <w:bCs/>
         </w:rPr>
+        <w:lastRenderedPageBreak/>
         <w:t>SCO Works</w:t>
       </w:r>
       <w:r>
         <w:t xml:space="preserve"> – Front Matter Errata</w:t>
       </w:r>
     </w:p>
-    <w:p/>
     <w:p/>
     <w:p/>
     <w:p/>
@@ -365,14 +519,27 @@
       <w:r>
         <w:t xml:space="preserve">Figure </w:t>
       </w:r>
-      <w:fldSimple w:instr=" SEQ Figure \* ARABIC ">
-        <w:r>
-          <w:rPr>
-            <w:noProof/>
-          </w:rPr>
-          <w:t>1</w:t>
-        </w:r>
-      </w:fldSimple>
+      <w:r>
+        <w:fldChar w:fldCharType="begin"/>
+      </w:r>
+      <w:r>
+        <w:instrText xml:space="preserve"> SEQ Figure \* ARABIC </w:instrText>
+      </w:r>
+      <w:r>
+        <w:fldChar w:fldCharType="separate"/>
+      </w:r>
+      <w:r>
+        <w:rPr>
+          <w:noProof/>
+        </w:rPr>
+        <w:t>1</w:t>
+      </w:r>
+      <w:r>
+        <w:rPr>
+          <w:noProof/>
+        </w:rPr>
+        <w:fldChar w:fldCharType="end"/>
+      </w:r>
       <w:r>
         <w:t>: Piece 2 Bio too long</w:t>
       </w:r>
@@ -432,14 +599,27 @@
       <w:r>
         <w:t xml:space="preserve">Figure </w:t>
       </w:r>
-      <w:fldSimple w:instr=" SEQ Figure \* ARABIC ">
-        <w:r>
-          <w:rPr>
-            <w:noProof/>
-          </w:rPr>
-          <w:t>2</w:t>
-        </w:r>
-      </w:fldSimple>
+      <w:r>
+        <w:fldChar w:fldCharType="begin"/>
+      </w:r>
+      <w:r>
+        <w:instrText xml:space="preserve"> SEQ Figure \* ARABIC </w:instrText>
+      </w:r>
+      <w:r>
+        <w:fldChar w:fldCharType="separate"/>
+      </w:r>
+      <w:r>
+        <w:rPr>
+          <w:noProof/>
+        </w:rPr>
+        <w:t>2</w:t>
+      </w:r>
+      <w:r>
+        <w:rPr>
+          <w:noProof/>
+        </w:rPr>
+        <w:fldChar w:fldCharType="end"/>
+      </w:r>
       <w:r>
         <w:t>: Piece 3 bio ends with 'etc.'</w:t>
       </w:r>
@@ -450,6 +630,9 @@
         <w:keepNext/>
       </w:pPr>
       <w:r>
+        <w:rPr>
+          <w:noProof/>
+        </w:rPr>
         <w:drawing>
           <wp:inline distT="0" distB="0" distL="0" distR="0" wp14:anchorId="76D3059B" wp14:editId="528A1ED7">
             <wp:extent cx="5943600" cy="5219065"/>
@@ -494,14 +677,27 @@
       <w:r>
         <w:t xml:space="preserve">Figure </w:t>
       </w:r>
-      <w:fldSimple w:instr=" SEQ Figure \* ARABIC ">
-        <w:r>
-          <w:rPr>
-            <w:noProof/>
-          </w:rPr>
-          <w:t>3</w:t>
-        </w:r>
-      </w:fldSimple>
+      <w:r>
+        <w:fldChar w:fldCharType="begin"/>
+      </w:r>
+      <w:r>
+        <w:instrText xml:space="preserve"> SEQ Figure \* ARABIC </w:instrText>
+      </w:r>
+      <w:r>
+        <w:fldChar w:fldCharType="separate"/>
+      </w:r>
+      <w:r>
+        <w:rPr>
+          <w:noProof/>
+        </w:rPr>
+        <w:t>3</w:t>
+      </w:r>
+      <w:r>
+        <w:rPr>
+          <w:noProof/>
+        </w:rPr>
+        <w:fldChar w:fldCharType="end"/>
+      </w:r>
       <w:r>
         <w:t xml:space="preserve">: Piece 3 </w:t>
       </w:r>
@@ -567,14 +763,27 @@
       <w:r>
         <w:t xml:space="preserve">Figure </w:t>
       </w:r>
-      <w:fldSimple w:instr=" SEQ Figure \* ARABIC ">
-        <w:r>
-          <w:rPr>
-            <w:noProof/>
-          </w:rPr>
-          <w:t>4</w:t>
-        </w:r>
-      </w:fldSimple>
+      <w:r>
+        <w:fldChar w:fldCharType="begin"/>
+      </w:r>
+      <w:r>
+        <w:instrText xml:space="preserve"> SEQ Figure \* ARABIC </w:instrText>
+      </w:r>
+      <w:r>
+        <w:fldChar w:fldCharType="separate"/>
+      </w:r>
+      <w:r>
+        <w:rPr>
+          <w:noProof/>
+        </w:rPr>
+        <w:t>4</w:t>
+      </w:r>
+      <w:r>
+        <w:rPr>
+          <w:noProof/>
+        </w:rPr>
+        <w:fldChar w:fldCharType="end"/>
+      </w:r>
       <w:r>
         <w:t>: Piece 5 bio too long</w:t>
       </w:r>
@@ -595,7 +804,7 @@
 </file>
 
 <file path=word/numbering.xml><?xml version="1.0" encoding="utf-8"?>
-<w:numbering xmlns:wpc="http://schemas.microsoft.com/office/word/2010/wordprocessingCanvas" xmlns:cx="http://schemas.microsoft.com/office/drawing/2014/chartex" xmlns:cx1="http://schemas.microsoft.com/office/drawing/2015/9/8/chartex" xmlns:cx2="http://schemas.microsoft.com/office/drawing/2015/10/21/chartex" xmlns:cx3="http://schemas.microsoft.com/office/drawing/2016/5/9/chartex" xmlns:cx4="http://schemas.microsoft.com/office/drawing/2016/5/10/chartex" xmlns:cx5="http://schemas.microsoft.com/office/drawing/2016/5/11/chartex" xmlns:cx6="http://schemas.microsoft.com/office/drawing/2016/5/12/chartex" xmlns:cx7="http://schemas.microsoft.com/office/drawing/2016/5/13/chartex" xmlns:cx8="http://schemas.microsoft.com/office/drawing/2016/5/14/chartex" xmlns:mc="http://schemas.openxmlformats.org/markup-compatibility/2006" xmlns:aink="http://schemas.microsoft.com/office/drawing/2016/ink" xmlns:am3d="http://schemas.microsoft.com/office/drawing/2017/model3d" xmlns:o="urn:schemas-microsoft-com:office:office" xmlns:oel="http://schemas.microsoft.com/office/2019/extlst" xmlns:r="http://schemas.openxmlformats.org/officeDocument/2006/relationships" xmlns:m="http://schemas.openxmlformats.org/officeDocument/2006/math" xmlns:v="urn:schemas-microsoft-com:vml" xmlns:wp14="http://schemas.microsoft.com/office/word/2010/wordprocessingDrawing" xmlns:wp="http://schemas.openxmlformats.org/drawingml/2006/wordprocessingDrawing" xmlns:w10="urn:schemas-microsoft-com:office:word" xmlns:w="http://schemas.openxmlformats.org/wordprocessingml/2006/main" xmlns:w14="http://schemas.microsoft.com/office/word/2010/wordml" xmlns:w15="http://schemas.microsoft.com/office/word/2012/wordml" xmlns:w16cex="http://schemas.microsoft.com/office/word/2018/wordml/cex" xmlns:w16cid="http://schemas.microsoft.com/office/word/2016/wordml/cid" xmlns:w16="http://schemas.microsoft.com/office/word/2018/wordml" xmlns:w16du="http://schemas.microsoft.com/office/word/2023/wordml/word16du" xmlns:w16sdtdh="http://schemas.microsoft.com/office/word/2020/wordml/sdtdatahash" xmlns:w16se="http://schemas.microsoft.com/office/word/2015/wordml/symex" xmlns:wpg="http://schemas.microsoft.com/office/word/2010/wordprocessingGroup" xmlns:wpi="http://schemas.microsoft.com/office/word/2010/wordprocessingInk" xmlns:wne="http://schemas.microsoft.com/office/word/2006/wordml" xmlns:wps="http://schemas.microsoft.com/office/word/2010/wordprocessingShape" mc:Ignorable="w14 w15 w16se w16cid w16 w16cex w16sdtdh w16du wp14">
+<w:numbering xmlns:wpc="http://schemas.microsoft.com/office/word/2010/wordprocessingCanvas" xmlns:cx="http://schemas.microsoft.com/office/drawing/2014/chartex" xmlns:cx1="http://schemas.microsoft.com/office/drawing/2015/9/8/chartex" xmlns:cx2="http://schemas.microsoft.com/office/drawing/2015/10/21/chartex" xmlns:cx3="http://schemas.microsoft.com/office/drawing/2016/5/9/chartex" xmlns:cx4="http://schemas.microsoft.com/office/drawing/2016/5/10/chartex" xmlns:cx5="http://schemas.microsoft.com/office/drawing/2016/5/11/chartex" xmlns:cx6="http://schemas.microsoft.com/office/drawing/2016/5/12/chartex" xmlns:cx7="http://schemas.microsoft.com/office/drawing/2016/5/13/chartex" xmlns:cx8="http://schemas.microsoft.com/office/drawing/2016/5/14/chartex" xmlns:mc="http://schemas.openxmlformats.org/markup-compatibility/2006" xmlns:aink="http://schemas.microsoft.com/office/drawing/2016/ink" xmlns:am3d="http://schemas.microsoft.com/office/drawing/2017/model3d" xmlns:o="urn:schemas-microsoft-com:office:office" xmlns:r="http://schemas.openxmlformats.org/officeDocument/2006/relationships" xmlns:m="http://schemas.openxmlformats.org/officeDocument/2006/math" xmlns:v="urn:schemas-microsoft-com:vml" xmlns:wp14="http://schemas.microsoft.com/office/word/2010/wordprocessingDrawing" xmlns:wp="http://schemas.openxmlformats.org/drawingml/2006/wordprocessingDrawing" xmlns:w10="urn:schemas-microsoft-com:office:word" xmlns:w="http://schemas.openxmlformats.org/wordprocessingml/2006/main" xmlns:w14="http://schemas.microsoft.com/office/word/2010/wordml" xmlns:w15="http://schemas.microsoft.com/office/word/2012/wordml" xmlns:w16cid="http://schemas.microsoft.com/office/word/2016/wordml/cid" xmlns:w16se="http://schemas.microsoft.com/office/word/2015/wordml/symex" xmlns:wpg="http://schemas.microsoft.com/office/word/2010/wordprocessingGroup" xmlns:wpi="http://schemas.microsoft.com/office/word/2010/wordprocessingInk" xmlns:wne="http://schemas.microsoft.com/office/word/2006/wordml" xmlns:wps="http://schemas.microsoft.com/office/word/2010/wordprocessingShape" mc:Ignorable="w14 w15 w16se w16cid wp14">
   <w:abstractNum w:abstractNumId="0" w15:restartNumberingAfterBreak="0">
     <w:nsid w:val="6514783B"/>
     <w:multiLevelType w:val="hybridMultilevel"/>
@@ -685,14 +894,14 @@
       </w:pPr>
     </w:lvl>
   </w:abstractNum>
-  <w:num w:numId="1" w16cid:durableId="663124490">
+  <w:num w:numId="1">
     <w:abstractNumId w:val="0"/>
   </w:num>
 </w:numbering>
 </file>
 
 <file path=word/styles.xml><?xml version="1.0" encoding="utf-8"?>
-<w:styles xmlns:mc="http://schemas.openxmlformats.org/markup-compatibility/2006" xmlns:r="http://schemas.openxmlformats.org/officeDocument/2006/relationships" xmlns:w="http://schemas.openxmlformats.org/wordprocessingml/2006/main" xmlns:w14="http://schemas.microsoft.com/office/word/2010/wordml" xmlns:w15="http://schemas.microsoft.com/office/word/2012/wordml" xmlns:w16cex="http://schemas.microsoft.com/office/word/2018/wordml/cex" xmlns:w16cid="http://schemas.microsoft.com/office/word/2016/wordml/cid" xmlns:w16="http://schemas.microsoft.com/office/word/2018/wordml" xmlns:w16du="http://schemas.microsoft.com/office/word/2023/wordml/word16du" xmlns:w16sdtdh="http://schemas.microsoft.com/office/word/2020/wordml/sdtdatahash" xmlns:w16se="http://schemas.microsoft.com/office/word/2015/wordml/symex" mc:Ignorable="w14 w15 w16se w16cid w16 w16cex w16sdtdh w16du">
+<w:styles xmlns:mc="http://schemas.openxmlformats.org/markup-compatibility/2006" xmlns:r="http://schemas.openxmlformats.org/officeDocument/2006/relationships" xmlns:w="http://schemas.openxmlformats.org/wordprocessingml/2006/main" xmlns:w14="http://schemas.microsoft.com/office/word/2010/wordml" xmlns:w15="http://schemas.microsoft.com/office/word/2012/wordml" xmlns:w16cid="http://schemas.microsoft.com/office/word/2016/wordml/cid" xmlns:w16se="http://schemas.microsoft.com/office/word/2015/wordml/symex" mc:Ignorable="w14 w15 w16se w16cid">
   <w:docDefaults>
     <w:rPrDefault>
       <w:rPr>
@@ -706,7 +915,7 @@
     </w:rPrDefault>
     <w:pPrDefault/>
   </w:docDefaults>
-  <w:latentStyles w:defLockedState="0" w:defUIPriority="99" w:defSemiHidden="0" w:defUnhideWhenUsed="0" w:defQFormat="0" w:count="376">
+  <w:latentStyles w:defLockedState="0" w:defUIPriority="99" w:defSemiHidden="0" w:defUnhideWhenUsed="0" w:defQFormat="0" w:count="375">
     <w:lsdException w:name="Normal" w:uiPriority="0" w:qFormat="1"/>
     <w:lsdException w:name="heading 1" w:uiPriority="9" w:qFormat="1"/>
     <w:lsdException w:name="heading 2" w:semiHidden="1" w:uiPriority="9" w:unhideWhenUsed="1" w:qFormat="1"/>
@@ -1082,7 +1291,6 @@
     <w:lsdException w:name="Smart Hyperlink" w:semiHidden="1" w:unhideWhenUsed="1"/>
     <w:lsdException w:name="Hashtag" w:semiHidden="1" w:unhideWhenUsed="1"/>
     <w:lsdException w:name="Unresolved Mention" w:semiHidden="1" w:unhideWhenUsed="1"/>
-    <w:lsdException w:name="Smart Link" w:semiHidden="1" w:unhideWhenUsed="1"/>
   </w:latentStyles>
   <w:style w:type="paragraph" w:default="1" w:styleId="Normal">
     <w:name w:val="Normal"/>
